--- a/15 Days 15 Tailwind Projects.docx
+++ b/15 Days 15 Tailwind Projects.docx
@@ -176,7 +176,7 @@
           <w:sz w:val="32"/>
           <w:szCs w:val="32"/>
         </w:rPr>
-        <w:t>Landing Page Hero Section</w:t>
+        <w:t xml:space="preserve">Landing Page </w:t>
       </w:r>
     </w:p>
     <w:p>
@@ -1296,6 +1296,7 @@
   <w:style w:type="character" w:default="1" w:styleId="DefaultParagraphFont">
     <w:name w:val="Default Paragraph Font"/>
     <w:uiPriority w:val="1"/>
+    <w:semiHidden/>
     <w:unhideWhenUsed/>
   </w:style>
   <w:style w:type="table" w:default="1" w:styleId="TableNormal">
